--- a/Documentation/Abstract.docx
+++ b/Documentation/Abstract.docx
@@ -5,14 +5,17 @@
     <w:p>
       <w:pPr>
         <w:rPr>
-          <w:lang w:val="pt-PT"/>
-        </w:rPr>
-      </w:pPr>
-    </w:p>
-    <w:p>
-      <w:pPr>
-        <w:rPr>
-          <w:lang w:val="pt-PT"/>
+          <w:lang w:val="en-GB"/>
+        </w:rPr>
+      </w:pPr>
+      <w:r>
+        <w:t>i have: TECMIYO 2×8 GB DDR3/DDR3L-1600 PC3L-12800S SO-DIMM and also: 2x 204-pin 4 GB PC3-12800 DDR3 SO-DIMM, 1600 MHz, unbuffered, non-parity.</w:t>
+      </w:r>
+    </w:p>
+    <w:p>
+      <w:pPr>
+        <w:rPr>
+          <w:lang w:val="en-GB"/>
         </w:rPr>
       </w:pPr>
     </w:p>
@@ -358,13 +361,13 @@
       <w:pPr>
         <w:rPr>
           <w:highlight w:val="cyan"/>
-          <w:lang w:val="en-GB"/>
+          <w:lang w:val="pt-PT"/>
         </w:rPr>
       </w:pPr>
       <w:r>
         <w:rPr>
           <w:highlight w:val="cyan"/>
-          <w:lang w:val="en-GB"/>
+          <w:lang w:val="pt-PT"/>
         </w:rPr>
         <w:t>Model C</w:t>
       </w:r>
@@ -373,13 +376,13 @@
       <w:pPr>
         <w:rPr>
           <w:highlight w:val="cyan"/>
-          <w:lang w:val="en-GB"/>
+          <w:lang w:val="pt-PT"/>
         </w:rPr>
       </w:pPr>
       <w:r>
         <w:rPr>
           <w:highlight w:val="cyan"/>
-          <w:lang w:val="en-GB"/>
+          <w:lang w:val="pt-PT"/>
         </w:rPr>
         <w:t>~3B parameters</w:t>
       </w:r>
@@ -387,19 +390,19 @@
     <w:p>
       <w:pPr>
         <w:rPr>
-          <w:lang w:val="en-GB"/>
-        </w:rPr>
-      </w:pPr>
-    </w:p>
-    <w:p>
-      <w:pPr>
-        <w:rPr>
-          <w:lang w:val="en-GB"/>
-        </w:rPr>
-      </w:pPr>
-      <w:r>
-        <w:rPr>
-          <w:lang w:val="en-GB"/>
+          <w:lang w:val="pt-PT"/>
+        </w:rPr>
+      </w:pPr>
+    </w:p>
+    <w:p>
+      <w:pPr>
+        <w:rPr>
+          <w:lang w:val="pt-PT"/>
+        </w:rPr>
+      </w:pPr>
+      <w:r>
+        <w:rPr>
+          <w:lang w:val="pt-PT"/>
         </w:rPr>
         <w:t>e observar:</w:t>
       </w:r>
@@ -1647,6 +1650,7 @@
       </w:pPr>
       <w:r>
         <w:rPr>
+          <w:noProof/>
           <w:lang w:val="en-GB"/>
         </w:rPr>
         <w:drawing>
@@ -5569,14 +5573,14 @@
         <w:rPr>
           <w:sz w:val="22"/>
           <w:szCs w:val="22"/>
-          <w:lang w:val="en-GB"/>
-        </w:rPr>
-      </w:pPr>
-      <w:r>
-        <w:rPr>
-          <w:sz w:val="22"/>
-          <w:szCs w:val="22"/>
-          <w:lang w:val="en-GB"/>
+          <w:lang w:val="pt-PT"/>
+        </w:rPr>
+      </w:pPr>
+      <w:r>
+        <w:rPr>
+          <w:sz w:val="22"/>
+          <w:szCs w:val="22"/>
+          <w:lang w:val="pt-PT"/>
         </w:rPr>
         <w:t>Visual model ──────┐</w:t>
       </w:r>
@@ -5588,14 +5592,14 @@
         <w:rPr>
           <w:sz w:val="22"/>
           <w:szCs w:val="22"/>
-          <w:lang w:val="en-GB"/>
-        </w:rPr>
-      </w:pPr>
-      <w:r>
-        <w:rPr>
-          <w:sz w:val="22"/>
-          <w:szCs w:val="22"/>
-          <w:lang w:val="en-GB"/>
+          <w:lang w:val="pt-PT"/>
+        </w:rPr>
+      </w:pPr>
+      <w:r>
+        <w:rPr>
+          <w:sz w:val="22"/>
+          <w:szCs w:val="22"/>
+          <w:lang w:val="pt-PT"/>
         </w:rPr>
         <w:t xml:space="preserve">                    ├──► Multimodal AI</w:t>
       </w:r>
@@ -5607,14 +5611,14 @@
         <w:rPr>
           <w:sz w:val="22"/>
           <w:szCs w:val="22"/>
-          <w:lang w:val="en-GB"/>
-        </w:rPr>
-      </w:pPr>
-      <w:r>
-        <w:rPr>
-          <w:sz w:val="22"/>
-          <w:szCs w:val="22"/>
-          <w:lang w:val="en-GB"/>
+          <w:lang w:val="pt-PT"/>
+        </w:rPr>
+      </w:pPr>
+      <w:r>
+        <w:rPr>
+          <w:sz w:val="22"/>
+          <w:szCs w:val="22"/>
+          <w:lang w:val="pt-PT"/>
         </w:rPr>
         <w:t>Audio model ───────┘</w:t>
       </w:r>
@@ -5633,9 +5637,17 @@
         <w:rPr>
           <w:sz w:val="22"/>
           <w:szCs w:val="22"/>
-          <w:lang w:val="en-GB"/>
-        </w:rPr>
-        <w:t xml:space="preserve">     ↓</w:t>
+          <w:lang w:val="pt-PT"/>
+        </w:rPr>
+        <w:t xml:space="preserve">     </w:t>
+      </w:r>
+      <w:r>
+        <w:rPr>
+          <w:sz w:val="22"/>
+          <w:szCs w:val="22"/>
+          <w:lang w:val="en-GB"/>
+        </w:rPr>
+        <w:t>↓</w:t>
       </w:r>
     </w:p>
     <w:p>
@@ -6113,7 +6125,7 @@
           <w:lang w:val="en-GB"/>
         </w:rPr>
         <w:pict w14:anchorId="0D4AE6B7">
-          <v:rect id="_x0000_i1373" style="width:0;height:1.5pt" o:hralign="center" o:hrstd="t" o:hr="t" fillcolor="#a0a0a0" stroked="f"/>
+          <v:rect id="_x0000_i1025" style="width:0;height:1.5pt" o:hralign="center" o:hrstd="t" o:hr="t" fillcolor="#a0a0a0" stroked="f"/>
         </w:pict>
       </w:r>
     </w:p>
@@ -6679,7 +6691,7 @@
           <w:lang w:val="en-GB"/>
         </w:rPr>
         <w:pict w14:anchorId="0D81B048">
-          <v:rect id="_x0000_i1374" style="width:0;height:1.5pt" o:hralign="center" o:hrstd="t" o:hr="t" fillcolor="#a0a0a0" stroked="f"/>
+          <v:rect id="_x0000_i1026" style="width:0;height:1.5pt" o:hralign="center" o:hrstd="t" o:hr="t" fillcolor="#a0a0a0" stroked="f"/>
         </w:pict>
       </w:r>
     </w:p>
@@ -7543,7 +7555,7 @@
           <w:lang w:val="en-GB"/>
         </w:rPr>
         <w:pict w14:anchorId="43547DAB">
-          <v:rect id="_x0000_i1375" style="width:0;height:1.5pt" o:hralign="center" o:hrstd="t" o:hr="t" fillcolor="#a0a0a0" stroked="f"/>
+          <v:rect id="_x0000_i1027" style="width:0;height:1.5pt" o:hralign="center" o:hrstd="t" o:hr="t" fillcolor="#a0a0a0" stroked="f"/>
         </w:pict>
       </w:r>
     </w:p>
@@ -8238,7 +8250,7 @@
           <w:lang w:val="en-GB"/>
         </w:rPr>
         <w:pict w14:anchorId="1B65D5DA">
-          <v:rect id="_x0000_i1376" style="width:0;height:1.5pt" o:hralign="center" o:hrstd="t" o:hr="t" fillcolor="#a0a0a0" stroked="f"/>
+          <v:rect id="_x0000_i1028" style="width:0;height:1.5pt" o:hralign="center" o:hrstd="t" o:hr="t" fillcolor="#a0a0a0" stroked="f"/>
         </w:pict>
       </w:r>
     </w:p>
@@ -8515,7 +8527,7 @@
           <w:lang w:val="en-GB"/>
         </w:rPr>
         <w:pict w14:anchorId="2CC9BFAC">
-          <v:rect id="_x0000_i1377" style="width:0;height:1.5pt" o:hralign="center" o:hrstd="t" o:hr="t" fillcolor="#a0a0a0" stroked="f"/>
+          <v:rect id="_x0000_i1029" style="width:0;height:1.5pt" o:hralign="center" o:hrstd="t" o:hr="t" fillcolor="#a0a0a0" stroked="f"/>
         </w:pict>
       </w:r>
     </w:p>
@@ -9251,7 +9263,7 @@
           <w:lang w:val="en-GB"/>
         </w:rPr>
         <w:pict w14:anchorId="52CAFB28">
-          <v:rect id="_x0000_i1378" style="width:0;height:1.5pt" o:hralign="center" o:hrstd="t" o:hr="t" fillcolor="#a0a0a0" stroked="f"/>
+          <v:rect id="_x0000_i1030" style="width:0;height:1.5pt" o:hralign="center" o:hrstd="t" o:hr="t" fillcolor="#a0a0a0" stroked="f"/>
         </w:pict>
       </w:r>
     </w:p>
@@ -9770,7 +9782,7 @@
           <w:lang w:val="en-GB"/>
         </w:rPr>
         <w:pict w14:anchorId="501206EC">
-          <v:rect id="_x0000_i1379" style="width:0;height:1.5pt" o:hralign="center" o:hrstd="t" o:hr="t" fillcolor="#a0a0a0" stroked="f"/>
+          <v:rect id="_x0000_i1031" style="width:0;height:1.5pt" o:hralign="center" o:hrstd="t" o:hr="t" fillcolor="#a0a0a0" stroked="f"/>
         </w:pict>
       </w:r>
     </w:p>
@@ -10182,7 +10194,7 @@
           <w:lang w:val="en-GB"/>
         </w:rPr>
         <w:pict w14:anchorId="5EA059F5">
-          <v:rect id="_x0000_i1380" style="width:0;height:1.5pt" o:hralign="center" o:hrstd="t" o:hr="t" fillcolor="#a0a0a0" stroked="f"/>
+          <v:rect id="_x0000_i1032" style="width:0;height:1.5pt" o:hralign="center" o:hrstd="t" o:hr="t" fillcolor="#a0a0a0" stroked="f"/>
         </w:pict>
       </w:r>
     </w:p>
@@ -10775,7 +10787,7 @@
           <w:lang w:val="en-GB"/>
         </w:rPr>
         <w:pict w14:anchorId="48A7FE1F">
-          <v:rect id="_x0000_i1381" style="width:0;height:1.5pt" o:hralign="center" o:hrstd="t" o:hr="t" fillcolor="#a0a0a0" stroked="f"/>
+          <v:rect id="_x0000_i1033" style="width:0;height:1.5pt" o:hralign="center" o:hrstd="t" o:hr="t" fillcolor="#a0a0a0" stroked="f"/>
         </w:pict>
       </w:r>
     </w:p>
@@ -11101,7 +11113,7 @@
           <w:lang w:val="en-GB"/>
         </w:rPr>
         <w:pict w14:anchorId="6FCCB73D">
-          <v:rect id="_x0000_i1382" style="width:0;height:1.5pt" o:hralign="center" o:hrstd="t" o:hr="t" fillcolor="#a0a0a0" stroked="f"/>
+          <v:rect id="_x0000_i1034" style="width:0;height:1.5pt" o:hralign="center" o:hrstd="t" o:hr="t" fillcolor="#a0a0a0" stroked="f"/>
         </w:pict>
       </w:r>
     </w:p>
@@ -11935,7 +11947,7 @@
         </w:rPr>
         <w:lastRenderedPageBreak/>
         <w:pict w14:anchorId="1B9E800C">
-          <v:rect id="_x0000_i1383" style="width:0;height:1.5pt" o:hralign="center" o:hrstd="t" o:hr="t" fillcolor="#a0a0a0" stroked="f"/>
+          <v:rect id="_x0000_i1035" style="width:0;height:1.5pt" o:hralign="center" o:hrstd="t" o:hr="t" fillcolor="#a0a0a0" stroked="f"/>
         </w:pict>
       </w:r>
     </w:p>
@@ -12674,7 +12686,7 @@
           <w:lang w:val="en-GB"/>
         </w:rPr>
         <w:pict w14:anchorId="2AA2FA97">
-          <v:rect id="_x0000_i1384" style="width:0;height:1.5pt" o:hralign="center" o:hrstd="t" o:hr="t" fillcolor="#a0a0a0" stroked="f"/>
+          <v:rect id="_x0000_i1036" style="width:0;height:1.5pt" o:hralign="center" o:hrstd="t" o:hr="t" fillcolor="#a0a0a0" stroked="f"/>
         </w:pict>
       </w:r>
     </w:p>
@@ -13175,7 +13187,7 @@
           <w:lang w:val="en-GB"/>
         </w:rPr>
         <w:pict w14:anchorId="49744F77">
-          <v:rect id="_x0000_i1385" style="width:0;height:1.5pt" o:hralign="center" o:hrstd="t" o:hr="t" fillcolor="#a0a0a0" stroked="f"/>
+          <v:rect id="_x0000_i1037" style="width:0;height:1.5pt" o:hralign="center" o:hrstd="t" o:hr="t" fillcolor="#a0a0a0" stroked="f"/>
         </w:pict>
       </w:r>
     </w:p>
@@ -13256,7 +13268,6 @@
           <w:szCs w:val="22"/>
           <w:lang w:val="en-GB"/>
         </w:rPr>
-        <w:lastRenderedPageBreak/>
         <w:t>Conceptually:</w:t>
       </w:r>
     </w:p>
@@ -13908,7 +13919,6 @@
           <w:szCs w:val="22"/>
           <w:lang w:val="en-GB"/>
         </w:rPr>
-        <w:lastRenderedPageBreak/>
         <w:t>This will also make development and debugging substantially easier.</w:t>
       </w:r>
     </w:p>
@@ -13929,7 +13939,7 @@
           <w:lang w:val="en-GB"/>
         </w:rPr>
         <w:pict w14:anchorId="0E19758E">
-          <v:rect id="_x0000_i1386" style="width:0;height:1.5pt" o:hralign="center" o:hrstd="t" o:hr="t" fillcolor="#a0a0a0" stroked="f"/>
+          <v:rect id="_x0000_i1038" style="width:0;height:1.5pt" o:hralign="center" o:hrstd="t" o:hr="t" fillcolor="#a0a0a0" stroked="f"/>
         </w:pict>
       </w:r>
     </w:p>
@@ -14182,7 +14192,7 @@
           <w:lang w:val="en-GB"/>
         </w:rPr>
         <w:pict w14:anchorId="01BF7C97">
-          <v:rect id="_x0000_i1387" style="width:0;height:1.5pt" o:hralign="center" o:hrstd="t" o:hr="t" fillcolor="#a0a0a0" stroked="f"/>
+          <v:rect id="_x0000_i1039" style="width:0;height:1.5pt" o:hralign="center" o:hrstd="t" o:hr="t" fillcolor="#a0a0a0" stroked="f"/>
         </w:pict>
       </w:r>
     </w:p>
@@ -14586,7 +14596,6 @@
           <w:szCs w:val="22"/>
           <w:lang w:val="en-GB"/>
         </w:rPr>
-        <w:lastRenderedPageBreak/>
         <w:t>User plays</w:t>
       </w:r>
     </w:p>
@@ -15011,7 +15020,7 @@
           <w:lang w:val="en-GB"/>
         </w:rPr>
         <w:pict w14:anchorId="2A1B6295">
-          <v:rect id="_x0000_i1388" style="width:0;height:1.5pt" o:hralign="center" o:hrstd="t" o:hr="t" fillcolor="#a0a0a0" stroked="f"/>
+          <v:rect id="_x0000_i1040" style="width:0;height:1.5pt" o:hralign="center" o:hrstd="t" o:hr="t" fillcolor="#a0a0a0" stroked="f"/>
         </w:pict>
       </w:r>
     </w:p>
@@ -15270,7 +15279,6 @@
           <w:szCs w:val="22"/>
           <w:lang w:val="en-GB"/>
         </w:rPr>
-        <w:lastRenderedPageBreak/>
         <w:t>Project overview</w:t>
       </w:r>
     </w:p>
@@ -15651,7 +15659,7 @@
           <w:lang w:val="en-GB"/>
         </w:rPr>
         <w:pict w14:anchorId="77A1AAAC">
-          <v:rect id="_x0000_i1389" style="width:0;height:1.5pt" o:hralign="center" o:hrstd="t" o:hr="t" fillcolor="#a0a0a0" stroked="f"/>
+          <v:rect id="_x0000_i1041" style="width:0;height:1.5pt" o:hralign="center" o:hrstd="t" o:hr="t" fillcolor="#a0a0a0" stroked="f"/>
         </w:pict>
       </w:r>
     </w:p>
@@ -16016,7 +16024,6 @@
           <w:szCs w:val="22"/>
           <w:lang w:val="en-GB"/>
         </w:rPr>
-        <w:lastRenderedPageBreak/>
         <w:t>Perform electrical design review</w:t>
       </w:r>
     </w:p>
@@ -16365,7 +16372,7 @@
           <w:lang w:val="en-GB"/>
         </w:rPr>
         <w:pict w14:anchorId="101D7057">
-          <v:rect id="_x0000_i1390" style="width:0;height:1.5pt" o:hralign="center" o:hrstd="t" o:hr="t" fillcolor="#a0a0a0" stroked="f"/>
+          <v:rect id="_x0000_i1042" style="width:0;height:1.5pt" o:hralign="center" o:hrstd="t" o:hr="t" fillcolor="#a0a0a0" stroked="f"/>
         </w:pict>
       </w:r>
     </w:p>
@@ -16737,7 +16744,6 @@
           <w:szCs w:val="22"/>
           <w:lang w:val="en-GB"/>
         </w:rPr>
-        <w:lastRenderedPageBreak/>
         <w:t>For example, the following are likely development-board-specific:</w:t>
       </w:r>
     </w:p>
@@ -17045,7 +17051,7 @@
           <w:lang w:val="en-GB"/>
         </w:rPr>
         <w:pict w14:anchorId="546B63CA">
-          <v:rect id="_x0000_i1391" style="width:0;height:1.5pt" o:hralign="center" o:hrstd="t" o:hr="t" fillcolor="#a0a0a0" stroked="f"/>
+          <v:rect id="_x0000_i1043" style="width:0;height:1.5pt" o:hralign="center" o:hrstd="t" o:hr="t" fillcolor="#a0a0a0" stroked="f"/>
         </w:pict>
       </w:r>
     </w:p>
@@ -17440,7 +17446,6 @@
           <w:szCs w:val="22"/>
           <w:lang w:val="en-GB"/>
         </w:rPr>
-        <w:lastRenderedPageBreak/>
         <w:t>power sequencing;</w:t>
       </w:r>
     </w:p>
@@ -17618,7 +17623,7 @@
           <w:lang w:val="en-GB"/>
         </w:rPr>
         <w:pict w14:anchorId="36E02057">
-          <v:rect id="_x0000_i1392" style="width:0;height:1.5pt" o:hralign="center" o:hrstd="t" o:hr="t" fillcolor="#a0a0a0" stroked="f"/>
+          <v:rect id="_x0000_i1044" style="width:0;height:1.5pt" o:hralign="center" o:hrstd="t" o:hr="t" fillcolor="#a0a0a0" stroked="f"/>
         </w:pict>
       </w:r>
     </w:p>
@@ -18078,7 +18083,6 @@
           <w:szCs w:val="22"/>
           <w:lang w:val="en-GB"/>
         </w:rPr>
-        <w:lastRenderedPageBreak/>
         <w:t>Verify component values</w:t>
       </w:r>
     </w:p>
@@ -18270,7 +18274,7 @@
           <w:lang w:val="en-GB"/>
         </w:rPr>
         <w:pict w14:anchorId="4F4568EB">
-          <v:rect id="_x0000_i1393" style="width:0;height:1.5pt" o:hralign="center" o:hrstd="t" o:hr="t" fillcolor="#a0a0a0" stroked="f"/>
+          <v:rect id="_x0000_i1045" style="width:0;height:1.5pt" o:hralign="center" o:hrstd="t" o:hr="t" fillcolor="#a0a0a0" stroked="f"/>
         </w:pict>
       </w:r>
     </w:p>
@@ -18788,7 +18792,6 @@
           <w:szCs w:val="22"/>
           <w:lang w:val="en-GB"/>
         </w:rPr>
-        <w:lastRenderedPageBreak/>
         <w:t>The schematic explicitly documents 50 Ω RF routing, 90 Ω USB differential routing, local MCU decoupling and RF layout constraints.</w:t>
       </w:r>
     </w:p>
@@ -19077,7 +19080,7 @@
           <w:lang w:val="en-GB"/>
         </w:rPr>
         <w:pict w14:anchorId="34D6EBDE">
-          <v:rect id="_x0000_i1394" style="width:0;height:1.5pt" o:hralign="center" o:hrstd="t" o:hr="t" fillcolor="#a0a0a0" stroked="f"/>
+          <v:rect id="_x0000_i1046" style="width:0;height:1.5pt" o:hralign="center" o:hrstd="t" o:hr="t" fillcolor="#a0a0a0" stroked="f"/>
         </w:pict>
       </w:r>
     </w:p>
@@ -19316,7 +19319,7 @@
           <w:lang w:val="en-GB"/>
         </w:rPr>
         <w:pict w14:anchorId="34237E17">
-          <v:rect id="_x0000_i1395" style="width:0;height:1.5pt" o:hralign="center" o:hrstd="t" o:hr="t" fillcolor="#a0a0a0" stroked="f"/>
+          <v:rect id="_x0000_i1047" style="width:0;height:1.5pt" o:hralign="center" o:hrstd="t" o:hr="t" fillcolor="#a0a0a0" stroked="f"/>
         </w:pict>
       </w:r>
     </w:p>
@@ -19416,7 +19419,6 @@
           <w:szCs w:val="22"/>
           <w:lang w:val="en-GB"/>
         </w:rPr>
-        <w:lastRenderedPageBreak/>
         <w:t>The exact role of Ethernet in cAiGED is not yet formally frozen.</w:t>
       </w:r>
     </w:p>
@@ -19655,7 +19657,7 @@
           <w:lang w:val="en-GB"/>
         </w:rPr>
         <w:pict w14:anchorId="50A8F50C">
-          <v:rect id="_x0000_i1396" style="width:0;height:1.5pt" o:hralign="center" o:hrstd="t" o:hr="t" fillcolor="#a0a0a0" stroked="f"/>
+          <v:rect id="_x0000_i1048" style="width:0;height:1.5pt" o:hralign="center" o:hrstd="t" o:hr="t" fillcolor="#a0a0a0" stroked="f"/>
         </w:pict>
       </w:r>
     </w:p>
@@ -19955,7 +19957,7 @@
           <w:lang w:val="en-GB"/>
         </w:rPr>
         <w:pict w14:anchorId="7CCDAC24">
-          <v:rect id="_x0000_i1397" style="width:0;height:1.5pt" o:hralign="center" o:hrstd="t" o:hr="t" fillcolor="#a0a0a0" stroked="f"/>
+          <v:rect id="_x0000_i1049" style="width:0;height:1.5pt" o:hralign="center" o:hrstd="t" o:hr="t" fillcolor="#a0a0a0" stroked="f"/>
         </w:pict>
       </w:r>
     </w:p>
@@ -20132,7 +20134,6 @@
           <w:szCs w:val="22"/>
           <w:lang w:val="en-GB"/>
         </w:rPr>
-        <w:lastRenderedPageBreak/>
         <w:t>model files;</w:t>
       </w:r>
     </w:p>
@@ -20256,7 +20257,7 @@
           <w:lang w:val="en-GB"/>
         </w:rPr>
         <w:pict w14:anchorId="7951D8A9">
-          <v:rect id="_x0000_i1398" style="width:0;height:1.5pt" o:hralign="center" o:hrstd="t" o:hr="t" fillcolor="#a0a0a0" stroked="f"/>
+          <v:rect id="_x0000_i1050" style="width:0;height:1.5pt" o:hralign="center" o:hrstd="t" o:hr="t" fillcolor="#a0a0a0" stroked="f"/>
         </w:pict>
       </w:r>
     </w:p>
@@ -20510,7 +20511,7 @@
           <w:lang w:val="en-GB"/>
         </w:rPr>
         <w:pict w14:anchorId="53F1C7B3">
-          <v:rect id="_x0000_i1399" style="width:0;height:1.5pt" o:hralign="center" o:hrstd="t" o:hr="t" fillcolor="#a0a0a0" stroked="f"/>
+          <v:rect id="_x0000_i1051" style="width:0;height:1.5pt" o:hralign="center" o:hrstd="t" o:hr="t" fillcolor="#a0a0a0" stroked="f"/>
         </w:pict>
       </w:r>
     </w:p>
@@ -20763,7 +20764,6 @@
           <w:szCs w:val="22"/>
           <w:lang w:val="en-GB"/>
         </w:rPr>
-        <w:lastRenderedPageBreak/>
         <w:t>A proper memory-budget exercise is required before final selection.</w:t>
       </w:r>
     </w:p>
@@ -20784,7 +20784,7 @@
           <w:lang w:val="en-GB"/>
         </w:rPr>
         <w:pict w14:anchorId="7D87050D">
-          <v:rect id="_x0000_i1400" style="width:0;height:1.5pt" o:hralign="center" o:hrstd="t" o:hr="t" fillcolor="#a0a0a0" stroked="f"/>
+          <v:rect id="_x0000_i1052" style="width:0;height:1.5pt" o:hralign="center" o:hrstd="t" o:hr="t" fillcolor="#a0a0a0" stroked="f"/>
         </w:pict>
       </w:r>
     </w:p>
@@ -21384,7 +21384,6 @@
           <w:szCs w:val="22"/>
           <w:lang w:val="en-GB"/>
         </w:rPr>
-        <w:lastRenderedPageBreak/>
         <w:t xml:space="preserve">    └── removable data</w:t>
       </w:r>
     </w:p>
@@ -21424,7 +21423,7 @@
           <w:lang w:val="en-GB"/>
         </w:rPr>
         <w:pict w14:anchorId="3FD9BA8F">
-          <v:rect id="_x0000_i1401" style="width:0;height:1.5pt" o:hralign="center" o:hrstd="t" o:hr="t" fillcolor="#a0a0a0" stroked="f"/>
+          <v:rect id="_x0000_i1053" style="width:0;height:1.5pt" o:hralign="center" o:hrstd="t" o:hr="t" fillcolor="#a0a0a0" stroked="f"/>
         </w:pict>
       </w:r>
     </w:p>
@@ -21904,7 +21903,7 @@
           <w:lang w:val="en-GB"/>
         </w:rPr>
         <w:pict w14:anchorId="1ED6DD16">
-          <v:rect id="_x0000_i1402" style="width:0;height:1.5pt" o:hralign="center" o:hrstd="t" o:hr="t" fillcolor="#a0a0a0" stroked="f"/>
+          <v:rect id="_x0000_i1054" style="width:0;height:1.5pt" o:hralign="center" o:hrstd="t" o:hr="t" fillcolor="#a0a0a0" stroked="f"/>
         </w:pict>
       </w:r>
     </w:p>
@@ -22027,7 +22026,6 @@
           <w:szCs w:val="22"/>
           <w:lang w:val="en-GB"/>
         </w:rPr>
-        <w:lastRenderedPageBreak/>
         <w:t>accuracy;</w:t>
       </w:r>
     </w:p>
@@ -22389,7 +22387,7 @@
           <w:lang w:val="en-GB"/>
         </w:rPr>
         <w:pict w14:anchorId="33EC665E">
-          <v:rect id="_x0000_i1403" style="width:0;height:1.5pt" o:hralign="center" o:hrstd="t" o:hr="t" fillcolor="#a0a0a0" stroked="f"/>
+          <v:rect id="_x0000_i1055" style="width:0;height:1.5pt" o:hralign="center" o:hrstd="t" o:hr="t" fillcolor="#a0a0a0" stroked="f"/>
         </w:pict>
       </w:r>
     </w:p>
@@ -22792,7 +22790,6 @@
           <w:szCs w:val="22"/>
           <w:lang w:val="en-GB"/>
         </w:rPr>
-        <w:lastRenderedPageBreak/>
         <w:t>strings;</w:t>
       </w:r>
     </w:p>
@@ -23077,7 +23074,7 @@
           <w:lang w:val="en-GB"/>
         </w:rPr>
         <w:pict w14:anchorId="0F1FE1AB">
-          <v:rect id="_x0000_i1404" style="width:0;height:1.5pt" o:hralign="center" o:hrstd="t" o:hr="t" fillcolor="#a0a0a0" stroked="f"/>
+          <v:rect id="_x0000_i1056" style="width:0;height:1.5pt" o:hralign="center" o:hrstd="t" o:hr="t" fillcolor="#a0a0a0" stroked="f"/>
         </w:pict>
       </w:r>
     </w:p>
@@ -23462,7 +23459,6 @@
           <w:szCs w:val="22"/>
           <w:lang w:val="en-GB"/>
         </w:rPr>
-        <w:lastRenderedPageBreak/>
         <w:t>Therefore, the system should eventually establish an observation window around the playing event.</w:t>
       </w:r>
     </w:p>
@@ -23521,7 +23517,7 @@
           <w:lang w:val="en-GB"/>
         </w:rPr>
         <w:pict w14:anchorId="55211577">
-          <v:rect id="_x0000_i1405" style="width:0;height:1.5pt" o:hralign="center" o:hrstd="t" o:hr="t" fillcolor="#a0a0a0" stroked="f"/>
+          <v:rect id="_x0000_i1057" style="width:0;height:1.5pt" o:hralign="center" o:hrstd="t" o:hr="t" fillcolor="#a0a0a0" stroked="f"/>
         </w:pict>
       </w:r>
     </w:p>
@@ -24115,7 +24111,6 @@
           <w:szCs w:val="22"/>
           <w:lang w:val="en-GB"/>
         </w:rPr>
-        <w:lastRenderedPageBreak/>
         <w:t xml:space="preserve">                     │</w:t>
       </w:r>
     </w:p>
@@ -24307,7 +24302,7 @@
           <w:lang w:val="en-GB"/>
         </w:rPr>
         <w:pict w14:anchorId="714166D8">
-          <v:rect id="_x0000_i1406" style="width:0;height:1.5pt" o:hralign="center" o:hrstd="t" o:hr="t" fillcolor="#a0a0a0" stroked="f"/>
+          <v:rect id="_x0000_i1058" style="width:0;height:1.5pt" o:hralign="center" o:hrstd="t" o:hr="t" fillcolor="#a0a0a0" stroked="f"/>
         </w:pict>
       </w:r>
     </w:p>
@@ -24754,7 +24749,6 @@
           <w:szCs w:val="22"/>
           <w:lang w:val="en-GB"/>
         </w:rPr>
-        <w:lastRenderedPageBreak/>
         <w:t>latency requirements.</w:t>
       </w:r>
     </w:p>
@@ -24775,7 +24769,7 @@
           <w:lang w:val="en-GB"/>
         </w:rPr>
         <w:pict w14:anchorId="75136CE5">
-          <v:rect id="_x0000_i1407" style="width:0;height:1.5pt" o:hralign="center" o:hrstd="t" o:hr="t" fillcolor="#a0a0a0" stroked="f"/>
+          <v:rect id="_x0000_i1059" style="width:0;height:1.5pt" o:hralign="center" o:hrstd="t" o:hr="t" fillcolor="#a0a0a0" stroked="f"/>
         </w:pict>
       </w:r>
     </w:p>
@@ -25388,7 +25382,6 @@
           <w:szCs w:val="22"/>
           <w:lang w:val="en-GB"/>
         </w:rPr>
-        <w:lastRenderedPageBreak/>
         <w:t>buffer size</w:t>
       </w:r>
     </w:p>
@@ -25504,7 +25497,7 @@
           <w:lang w:val="en-GB"/>
         </w:rPr>
         <w:pict w14:anchorId="054573EC">
-          <v:rect id="_x0000_i1408" style="width:0;height:1.5pt" o:hralign="center" o:hrstd="t" o:hr="t" fillcolor="#a0a0a0" stroked="f"/>
+          <v:rect id="_x0000_i1060" style="width:0;height:1.5pt" o:hralign="center" o:hrstd="t" o:hr="t" fillcolor="#a0a0a0" stroked="f"/>
         </w:pict>
       </w:r>
     </w:p>
@@ -25831,7 +25824,7 @@
           <w:lang w:val="en-GB"/>
         </w:rPr>
         <w:pict w14:anchorId="547CD968">
-          <v:rect id="_x0000_i1409" style="width:0;height:1.5pt" o:hralign="center" o:hrstd="t" o:hr="t" fillcolor="#a0a0a0" stroked="f"/>
+          <v:rect id="_x0000_i1061" style="width:0;height:1.5pt" o:hralign="center" o:hrstd="t" o:hr="t" fillcolor="#a0a0a0" stroked="f"/>
         </w:pict>
       </w:r>
     </w:p>
@@ -26050,7 +26043,6 @@
           <w:szCs w:val="22"/>
           <w:lang w:val="en-GB"/>
         </w:rPr>
-        <w:lastRenderedPageBreak/>
         <w:t>USB clock;</w:t>
       </w:r>
     </w:p>
@@ -26228,7 +26220,7 @@
           <w:lang w:val="en-GB"/>
         </w:rPr>
         <w:pict w14:anchorId="54AD5F38">
-          <v:rect id="_x0000_i1410" style="width:0;height:1.5pt" o:hralign="center" o:hrstd="t" o:hr="t" fillcolor="#a0a0a0" stroked="f"/>
+          <v:rect id="_x0000_i1062" style="width:0;height:1.5pt" o:hralign="center" o:hrstd="t" o:hr="t" fillcolor="#a0a0a0" stroked="f"/>
         </w:pict>
       </w:r>
     </w:p>
@@ -26559,7 +26551,7 @@
           <w:lang w:val="en-GB"/>
         </w:rPr>
         <w:pict w14:anchorId="1A2ACB87">
-          <v:rect id="_x0000_i1411" style="width:0;height:1.5pt" o:hralign="center" o:hrstd="t" o:hr="t" fillcolor="#a0a0a0" stroked="f"/>
+          <v:rect id="_x0000_i1063" style="width:0;height:1.5pt" o:hralign="center" o:hrstd="t" o:hr="t" fillcolor="#a0a0a0" stroked="f"/>
         </w:pict>
       </w:r>
     </w:p>
@@ -26759,7 +26751,6 @@
           <w:szCs w:val="22"/>
           <w:lang w:val="en-GB"/>
         </w:rPr>
-        <w:lastRenderedPageBreak/>
         <w:t>BGA;</w:t>
       </w:r>
     </w:p>
@@ -27063,7 +27054,7 @@
           <w:lang w:val="en-GB"/>
         </w:rPr>
         <w:pict w14:anchorId="76CEA7E5">
-          <v:rect id="_x0000_i1412" style="width:0;height:1.5pt" o:hralign="center" o:hrstd="t" o:hr="t" fillcolor="#a0a0a0" stroked="f"/>
+          <v:rect id="_x0000_i1064" style="width:0;height:1.5pt" o:hralign="center" o:hrstd="t" o:hr="t" fillcolor="#a0a0a0" stroked="f"/>
         </w:pict>
       </w:r>
     </w:p>
@@ -27432,7 +27423,7 @@
           <w:lang w:val="en-GB"/>
         </w:rPr>
         <w:pict w14:anchorId="710C02AF">
-          <v:rect id="_x0000_i1413" style="width:0;height:1.5pt" o:hralign="center" o:hrstd="t" o:hr="t" fillcolor="#a0a0a0" stroked="f"/>
+          <v:rect id="_x0000_i1065" style="width:0;height:1.5pt" o:hralign="center" o:hrstd="t" o:hr="t" fillcolor="#a0a0a0" stroked="f"/>
         </w:pict>
       </w:r>
     </w:p>
@@ -27456,7 +27447,6 @@
           <w:szCs w:val="22"/>
           <w:lang w:val="en-GB"/>
         </w:rPr>
-        <w:lastRenderedPageBreak/>
         <w:t>41. High-speed interface philosophy</w:t>
       </w:r>
     </w:p>
@@ -27875,7 +27865,7 @@
           <w:lang w:val="en-GB"/>
         </w:rPr>
         <w:pict w14:anchorId="74CFF592">
-          <v:rect id="_x0000_i1414" style="width:0;height:1.5pt" o:hralign="center" o:hrstd="t" o:hr="t" fillcolor="#a0a0a0" stroked="f"/>
+          <v:rect id="_x0000_i1066" style="width:0;height:1.5pt" o:hralign="center" o:hrstd="t" o:hr="t" fillcolor="#a0a0a0" stroked="f"/>
         </w:pict>
       </w:r>
     </w:p>
@@ -28133,7 +28123,7 @@
           <w:lang w:val="en-GB"/>
         </w:rPr>
         <w:pict w14:anchorId="690CE7EF">
-          <v:rect id="_x0000_i1415" style="width:0;height:1.5pt" o:hralign="center" o:hrstd="t" o:hr="t" fillcolor="#a0a0a0" stroked="f"/>
+          <v:rect id="_x0000_i1067" style="width:0;height:1.5pt" o:hralign="center" o:hrstd="t" o:hr="t" fillcolor="#a0a0a0" stroked="f"/>
         </w:pict>
       </w:r>
     </w:p>
@@ -28157,7 +28147,6 @@
           <w:szCs w:val="22"/>
           <w:lang w:val="en-GB"/>
         </w:rPr>
-        <w:lastRenderedPageBreak/>
         <w:t>43. Manufacturing/test philosophy</w:t>
       </w:r>
     </w:p>
@@ -28442,7 +28431,7 @@
           <w:lang w:val="en-GB"/>
         </w:rPr>
         <w:pict w14:anchorId="2F2AAC71">
-          <v:rect id="_x0000_i1416" style="width:0;height:1.5pt" o:hralign="center" o:hrstd="t" o:hr="t" fillcolor="#a0a0a0" stroked="f"/>
+          <v:rect id="_x0000_i1068" style="width:0;height:1.5pt" o:hralign="center" o:hrstd="t" o:hr="t" fillcolor="#a0a0a0" stroked="f"/>
         </w:pict>
       </w:r>
     </w:p>
@@ -28864,7 +28853,6 @@
           <w:szCs w:val="22"/>
           <w:lang w:val="en-GB"/>
         </w:rPr>
-        <w:lastRenderedPageBreak/>
         <w:t>accuracy;</w:t>
       </w:r>
     </w:p>
@@ -29627,7 +29615,6 @@
           <w:szCs w:val="22"/>
           <w:lang w:val="en-GB"/>
         </w:rPr>
-        <w:lastRenderedPageBreak/>
         <w:t>power;</w:t>
       </w:r>
     </w:p>
@@ -30119,7 +30106,7 @@
           <w:lang w:val="en-GB"/>
         </w:rPr>
         <w:pict w14:anchorId="1326451E">
-          <v:rect id="_x0000_i1417" style="width:0;height:1.5pt" o:hralign="center" o:hrstd="t" o:hr="t" fillcolor="#a0a0a0" stroked="f"/>
+          <v:rect id="_x0000_i1069" style="width:0;height:1.5pt" o:hralign="center" o:hrstd="t" o:hr="t" fillcolor="#a0a0a0" stroked="f"/>
         </w:pict>
       </w:r>
     </w:p>
@@ -30333,7 +30320,6 @@
           <w:szCs w:val="22"/>
           <w:lang w:val="en-GB"/>
         </w:rPr>
-        <w:lastRenderedPageBreak/>
         <w:t xml:space="preserve">       ↓</w:t>
       </w:r>
     </w:p>
@@ -30506,7 +30492,7 @@
           <w:lang w:val="en-GB"/>
         </w:rPr>
         <w:pict w14:anchorId="3E36501D">
-          <v:rect id="_x0000_i1418" style="width:0;height:1.5pt" o:hralign="center" o:hrstd="t" o:hr="t" fillcolor="#a0a0a0" stroked="f"/>
+          <v:rect id="_x0000_i1070" style="width:0;height:1.5pt" o:hralign="center" o:hrstd="t" o:hr="t" fillcolor="#a0a0a0" stroked="f"/>
         </w:pict>
       </w:r>
     </w:p>
@@ -30820,7 +30806,7 @@
           <w:lang w:val="en-GB"/>
         </w:rPr>
         <w:pict w14:anchorId="44AC3590">
-          <v:rect id="_x0000_i1419" style="width:0;height:1.5pt" o:hralign="center" o:hrstd="t" o:hr="t" fillcolor="#a0a0a0" stroked="f"/>
+          <v:rect id="_x0000_i1071" style="width:0;height:1.5pt" o:hralign="center" o:hrstd="t" o:hr="t" fillcolor="#a0a0a0" stroked="f"/>
         </w:pict>
       </w:r>
     </w:p>
@@ -31054,7 +31040,6 @@
           <w:szCs w:val="22"/>
           <w:lang w:val="en-GB"/>
         </w:rPr>
-        <w:lastRenderedPageBreak/>
         <w:t>Official ST board design.</w:t>
       </w:r>
     </w:p>
@@ -31294,7 +31279,7 @@
           <w:lang w:val="en-GB"/>
         </w:rPr>
         <w:pict w14:anchorId="1D8FA4AA">
-          <v:rect id="_x0000_i1420" style="width:0;height:1.5pt" o:hralign="center" o:hrstd="t" o:hr="t" fillcolor="#a0a0a0" stroked="f"/>
+          <v:rect id="_x0000_i1072" style="width:0;height:1.5pt" o:hralign="center" o:hrstd="t" o:hr="t" fillcolor="#a0a0a0" stroked="f"/>
         </w:pict>
       </w:r>
     </w:p>
@@ -31433,7 +31418,7 @@
           <w:lang w:val="en-GB"/>
         </w:rPr>
         <w:pict w14:anchorId="2AACCEF2">
-          <v:rect id="_x0000_i1421" style="width:0;height:1.5pt" o:hralign="center" o:hrstd="t" o:hr="t" fillcolor="#a0a0a0" stroked="f"/>
+          <v:rect id="_x0000_i1073" style="width:0;height:1.5pt" o:hralign="center" o:hrstd="t" o:hr="t" fillcolor="#a0a0a0" stroked="f"/>
         </w:pict>
       </w:r>
     </w:p>
@@ -31670,7 +31655,6 @@
           <w:szCs w:val="22"/>
           <w:lang w:val="en-GB"/>
         </w:rPr>
-        <w:lastRenderedPageBreak/>
         <w:t xml:space="preserve">    ↓</w:t>
       </w:r>
     </w:p>
@@ -32014,7 +31998,7 @@
           <w:lang w:val="en-GB"/>
         </w:rPr>
         <w:pict w14:anchorId="428BF4CD">
-          <v:rect id="_x0000_i1422" style="width:0;height:1.5pt" o:hralign="center" o:hrstd="t" o:hr="t" fillcolor="#a0a0a0" stroked="f"/>
+          <v:rect id="_x0000_i1074" style="width:0;height:1.5pt" o:hralign="center" o:hrstd="t" o:hr="t" fillcolor="#a0a0a0" stroked="f"/>
         </w:pict>
       </w:r>
     </w:p>
@@ -32373,7 +32357,6 @@
           <w:szCs w:val="22"/>
           <w:lang w:val="en-GB"/>
         </w:rPr>
-        <w:lastRenderedPageBreak/>
         <w:t>Multimodal fusion is part of the intended architecture.</w:t>
       </w:r>
     </w:p>
@@ -32735,7 +32718,7 @@
           <w:lang w:val="en-GB"/>
         </w:rPr>
         <w:pict w14:anchorId="0E3B42FA">
-          <v:rect id="_x0000_i1423" style="width:0;height:1.5pt" o:hralign="center" o:hrstd="t" o:hr="t" fillcolor="#a0a0a0" stroked="f"/>
+          <v:rect id="_x0000_i1075" style="width:0;height:1.5pt" o:hralign="center" o:hrstd="t" o:hr="t" fillcolor="#a0a0a0" stroked="f"/>
         </w:pict>
       </w:r>
     </w:p>
@@ -33138,7 +33121,6 @@
           <w:szCs w:val="22"/>
           <w:lang w:val="en-GB"/>
         </w:rPr>
-        <w:lastRenderedPageBreak/>
         <w:t>camera placement;</w:t>
       </w:r>
     </w:p>
@@ -33901,7 +33883,6 @@
           <w:szCs w:val="22"/>
           <w:lang w:val="en-GB"/>
         </w:rPr>
-        <w:lastRenderedPageBreak/>
         <w:t>Power:</w:t>
       </w:r>
     </w:p>
@@ -34351,7 +34332,7 @@
           <w:lang w:val="en-GB"/>
         </w:rPr>
         <w:pict w14:anchorId="128536E2">
-          <v:rect id="_x0000_i1424" style="width:0;height:1.5pt" o:hralign="center" o:hrstd="t" o:hr="t" fillcolor="#a0a0a0" stroked="f"/>
+          <v:rect id="_x0000_i1076" style="width:0;height:1.5pt" o:hralign="center" o:hrstd="t" o:hr="t" fillcolor="#a0a0a0" stroked="f"/>
         </w:pict>
       </w:r>
     </w:p>
@@ -34647,7 +34628,6 @@
           <w:szCs w:val="22"/>
           <w:lang w:val="en-GB"/>
         </w:rPr>
-        <w:lastRenderedPageBreak/>
         <w:t>How should camera and audio events be synchronized?</w:t>
       </w:r>
     </w:p>
@@ -34875,7 +34855,7 @@
           <w:lang w:val="en-GB"/>
         </w:rPr>
         <w:pict w14:anchorId="1B972936">
-          <v:rect id="_x0000_i1425" style="width:0;height:1.5pt" o:hralign="center" o:hrstd="t" o:hr="t" fillcolor="#a0a0a0" stroked="f"/>
+          <v:rect id="_x0000_i1077" style="width:0;height:1.5pt" o:hralign="center" o:hrstd="t" o:hr="t" fillcolor="#a0a0a0" stroked="f"/>
         </w:pict>
       </w:r>
     </w:p>
@@ -35336,7 +35316,6 @@
           <w:szCs w:val="22"/>
           <w:lang w:val="en-GB"/>
         </w:rPr>
-        <w:lastRenderedPageBreak/>
         <w:t xml:space="preserve">          ↓</w:t>
       </w:r>
     </w:p>
@@ -35832,7 +35811,7 @@
           <w:lang w:val="en-GB"/>
         </w:rPr>
         <w:pict w14:anchorId="1114BD6F">
-          <v:rect id="_x0000_i1426" style="width:0;height:1.5pt" o:hralign="center" o:hrstd="t" o:hr="t" fillcolor="#a0a0a0" stroked="f"/>
+          <v:rect id="_x0000_i1078" style="width:0;height:1.5pt" o:hralign="center" o:hrstd="t" o:hr="t" fillcolor="#a0a0a0" stroked="f"/>
         </w:pict>
       </w:r>
     </w:p>
@@ -35935,7 +35914,6 @@
           <w:szCs w:val="22"/>
           <w:lang w:val="en-GB"/>
         </w:rPr>
-        <w:lastRenderedPageBreak/>
         <w:t>The NUCLEO-N657X0-Q page is the main reference for the evaluation platform and provides the MB1940 design files, manufacturing files, BOM and schematic. (</w:t>
       </w:r>
       <w:hyperlink r:id="rId32" w:tooltip="NUCLEO-N657X0-Q | Product - STMicroelectronics" w:history="1">
@@ -36136,7 +36114,7 @@
           <w:lang w:val="en-GB"/>
         </w:rPr>
         <w:pict w14:anchorId="63B4035E">
-          <v:rect id="_x0000_i1427" style="width:0;height:1.5pt" o:hralign="center" o:hrstd="t" o:hr="t" fillcolor="#a0a0a0" stroked="f"/>
+          <v:rect id="_x0000_i1079" style="width:0;height:1.5pt" o:hralign="center" o:hrstd="t" o:hr="t" fillcolor="#a0a0a0" stroked="f"/>
         </w:pict>
       </w:r>
     </w:p>
@@ -36667,7 +36645,6 @@
           <w:szCs w:val="22"/>
           <w:lang w:val="en-GB"/>
         </w:rPr>
-        <w:lastRenderedPageBreak/>
         <w:t>power;</w:t>
       </w:r>
     </w:p>
@@ -37063,7 +37040,7 @@
           <w:lang w:val="en-GB"/>
         </w:rPr>
         <w:pict w14:anchorId="0BF22842">
-          <v:rect id="_x0000_i1428" style="width:0;height:1.5pt" o:hralign="center" o:hrstd="t" o:hr="t" fillcolor="#a0a0a0" stroked="f"/>
+          <v:rect id="_x0000_i1080" style="width:0;height:1.5pt" o:hralign="center" o:hrstd="t" o:hr="t" fillcolor="#a0a0a0" stroked="f"/>
         </w:pict>
       </w:r>
     </w:p>
@@ -37202,7 +37179,7 @@
           <w:lang w:val="en-GB"/>
         </w:rPr>
         <w:pict w14:anchorId="63FF3029">
-          <v:rect id="_x0000_i1429" style="width:0;height:1.5pt" o:hralign="center" o:hrstd="t" o:hr="t" fillcolor="#a0a0a0" stroked="f"/>
+          <v:rect id="_x0000_i1081" style="width:0;height:1.5pt" o:hralign="center" o:hrstd="t" o:hr="t" fillcolor="#a0a0a0" stroked="f"/>
         </w:pict>
       </w:r>
     </w:p>
@@ -37332,7 +37309,6 @@
           <w:szCs w:val="22"/>
           <w:lang w:val="en-GB"/>
         </w:rPr>
-        <w:lastRenderedPageBreak/>
         <w:t>Embedded AI guitar chord verification / learning system</w:t>
       </w:r>
     </w:p>
@@ -37931,7 +37907,6 @@
           <w:szCs w:val="22"/>
           <w:lang w:val="en-GB"/>
         </w:rPr>
-        <w:lastRenderedPageBreak/>
         <w:t>ISP</w:t>
       </w:r>
     </w:p>
@@ -38724,7 +38699,7 @@
           <w:lang w:val="en-GB"/>
         </w:rPr>
         <w:pict w14:anchorId="4FE779F9">
-          <v:rect id="_x0000_i1430" style="width:0;height:1.5pt" o:hralign="center" o:hrstd="t" o:hr="t" fillcolor="#a0a0a0" stroked="f"/>
+          <v:rect id="_x0000_i1082" style="width:0;height:1.5pt" o:hralign="center" o:hrstd="t" o:hr="t" fillcolor="#a0a0a0" stroked="f"/>
         </w:pict>
       </w:r>
     </w:p>
@@ -39050,7 +39025,6 @@
           <w:szCs w:val="22"/>
           <w:lang w:val="en-GB"/>
         </w:rPr>
-        <w:lastRenderedPageBreak/>
         <w:t>→ audio AI</w:t>
       </w:r>
     </w:p>
@@ -39511,7 +39485,6 @@
           <w:szCs w:val="22"/>
           <w:lang w:val="en-GB"/>
         </w:rPr>
-        <w:lastRenderedPageBreak/>
         <w:t>→ understand why each circuit exists</w:t>
       </w:r>
     </w:p>
@@ -40515,7 +40488,6 @@
           <w:szCs w:val="22"/>
           <w:lang w:val="en-GB"/>
         </w:rPr>
-        <w:lastRenderedPageBreak/>
         <w:t>The PCB will be significantly more demanding than my previous STM32/USB/RF projects because it involves a 264-ball BGA, external high-speed memory, MIPI CSI-2, Ethernet, USB and high-performance MCU power/clock architecture.</w:t>
       </w:r>
     </w:p>
@@ -41081,7 +41053,6 @@
           <w:szCs w:val="22"/>
           <w:lang w:val="en-GB"/>
         </w:rPr>
-        <w:lastRenderedPageBreak/>
         <w:t>- Ethernet</w:t>
       </w:r>
     </w:p>
